--- a/ChangeList/25.04.26.docx
+++ b/ChangeList/25.04.26.docx
@@ -237,6 +237,70 @@
       </w:pPr>
       <w:r>
         <w:t>Всё! Готово!</w:t>
+      </w:r>
+    </w:p>
+    <w:p>
+      <w:r>
+        <w:t xml:space="preserve">- Вместо полного адреса к серверам </w:t>
+      </w:r>
+      <w:r>
+        <w:rPr>
+          <w:lang w:val="en-US"/>
+        </w:rPr>
+        <w:t>GitHub</w:t>
+      </w:r>
+      <w:r>
+        <w:t xml:space="preserve">, чтобы скачать шаблон экспорта, теперь параметр </w:t>
+      </w:r>
+      <w:r>
+        <w:rPr>
+          <w:lang w:val="en-US"/>
+        </w:rPr>
+        <w:t>version</w:t>
+      </w:r>
+      <w:r>
+        <w:t xml:space="preserve"> </w:t>
+      </w:r>
+    </w:p>
+    <w:p>
+      <w:r>
+        <w:t>- Изменены некоторые ссылки на правильные</w:t>
+      </w:r>
+    </w:p>
+    <w:p>
+      <w:pPr>
+        <w:rPr>
+          <w:lang w:val="en-US"/>
+        </w:rPr>
+      </w:pPr>
+      <w:r>
+        <w:t xml:space="preserve">- В ссылки </w:t>
+      </w:r>
+      <w:r>
+        <w:rPr>
+          <w:lang w:val="en-US"/>
+        </w:rPr>
+        <w:t>help</w:t>
+      </w:r>
+      <w:r>
+        <w:t xml:space="preserve">/ </w:t>
+      </w:r>
+      <w:r>
+        <w:t xml:space="preserve">добавлен новый путь </w:t>
+      </w:r>
+      <w:r>
+        <w:rPr>
+          <w:lang w:val="en-US"/>
+        </w:rPr>
+        <w:t>GitHub</w:t>
+      </w:r>
+    </w:p>
+    <w:p>
+      <w:r>
+        <w:t xml:space="preserve">- Изменена ссылка на файл с документацией, теперь, </w:t>
+      </w:r>
+      <w:r>
+        <w:t>она правильная</w:t>
       </w:r>
       <w:bookmarkStart w:id="0" w:name="_GoBack"/>
       <w:bookmarkEnd w:id="0"/>

--- a/ChangeList/25.04.26.docx
+++ b/ChangeList/25.04.26.docx
@@ -268,11 +268,6 @@
       </w:r>
     </w:p>
     <w:p>
-      <w:pPr>
-        <w:rPr>
-          <w:lang w:val="en-US"/>
-        </w:rPr>
-      </w:pPr>
       <w:r>
         <w:t xml:space="preserve">- В ссылки </w:t>
       </w:r>
@@ -301,6 +296,26 @@
       </w:r>
       <w:r>
         <w:t>она правильная</w:t>
+      </w:r>
+    </w:p>
+    <w:p/>
+    <w:p>
+      <w:pPr>
+        <w:rPr>
+          <w:b/>
+        </w:rPr>
+      </w:pPr>
+      <w:r>
+        <w:rPr>
+          <w:b/>
+        </w:rPr>
+        <w:t>(Всего – 5)</w:t>
+      </w:r>
+      <w:r>
+        <w:rPr>
+          <w:b/>
+        </w:rPr>
+        <w:t xml:space="preserve"> (Всего – 13+5=18)</w:t>
       </w:r>
       <w:bookmarkStart w:id="0" w:name="_GoBack"/>
       <w:bookmarkEnd w:id="0"/>

--- a/ChangeList/25.04.26.docx
+++ b/ChangeList/25.04.26.docx
@@ -14,18 +14,30 @@
       </w:r>
     </w:p>
     <w:p>
-      <w:pPr>
-        <w:rPr>
-          <w:lang w:val="en-US"/>
-        </w:rPr>
-      </w:pPr>
-      <w:r>
-        <w:t>Инструкция к первому</w:t>
-      </w:r>
-      <w:r>
-        <w:rPr>
-          <w:lang w:val="en-US"/>
-        </w:rPr>
+      <w:r>
+        <w:t xml:space="preserve">- Сделана интеграция с </w:t>
+      </w:r>
+      <w:r>
+        <w:rPr>
+          <w:lang w:val="en-US"/>
+        </w:rPr>
+        <w:t>itch</w:t>
+      </w:r>
+      <w:r>
+        <w:t>.</w:t>
+      </w:r>
+      <w:r>
+        <w:rPr>
+          <w:lang w:val="en-US"/>
+        </w:rPr>
+        <w:t>io</w:t>
+      </w:r>
+    </w:p>
+    <w:p>
+      <w:r>
+        <w:t>Инструкция ко второму</w:t>
+      </w:r>
+      <w:r>
         <w:t>:</w:t>
       </w:r>
     </w:p>
@@ -292,11 +304,16 @@
     </w:p>
     <w:p>
       <w:r>
-        <w:t xml:space="preserve">- Изменена ссылка на файл с документацией, теперь, </w:t>
+        <w:t xml:space="preserve">- </w:t>
+      </w:r>
+      <w:bookmarkStart w:id="0" w:name="_GoBack"/>
+      <w:r>
+        <w:t xml:space="preserve">Изменена ссылка на файл с документацией, теперь, </w:t>
       </w:r>
       <w:r>
         <w:t>она правильная</w:t>
       </w:r>
+      <w:bookmarkEnd w:id="0"/>
     </w:p>
     <w:p/>
     <w:p>
@@ -317,8 +334,6 @@
         </w:rPr>
         <w:t xml:space="preserve"> (Всего – 13+5=18)</w:t>
       </w:r>
-      <w:bookmarkStart w:id="0" w:name="_GoBack"/>
-      <w:bookmarkEnd w:id="0"/>
     </w:p>
     <w:sectPr>
       <w:pgSz w:w="11906" w:h="16838"/>
